--- a/DacTaDuAn.docx
+++ b/DacTaDuAn.docx
@@ -968,6 +968,136 @@
     <w:p>
       <w:r>
         <w:t>}</w:t>
+      </w:r>
+    </w:p>
+    <w:p/>
+    <w:p/>
+    <w:p>
+      <w:r>
+        <w:br w:type="page"/>
+      </w:r>
+    </w:p>
+    <w:p>
+      <w:pPr>
+        <w:rPr>
+          <w:b/>
+          <w:bCs/>
+        </w:rPr>
+      </w:pPr>
+      <w:r>
+        <w:rPr>
+          <w:b/>
+          <w:bCs/>
+        </w:rPr>
+        <w:lastRenderedPageBreak/>
+        <w:t>1. Viết API Thống kê (stats.php)</w:t>
+      </w:r>
+    </w:p>
+    <w:p>
+      <w:r>
+        <w:t>Khi người dùng truy cập link, file redirect.php đã âm thầm lưu lại IP, trình duyệt và thời gian vào bảng clicks. Bây giờ là lúc chúng ta viết API để móc những dữ liệu đó ra.</w:t>
+      </w:r>
+    </w:p>
+    <w:p>
+      <w:pPr>
+        <w:numPr>
+          <w:ilvl w:val="0"/>
+          <w:numId w:val="10"/>
+        </w:numPr>
+      </w:pPr>
+      <w:r>
+        <w:rPr>
+          <w:b/>
+          <w:bCs/>
+        </w:rPr>
+        <w:t>Mục đích:</w:t>
+      </w:r>
+      <w:r>
+        <w:t xml:space="preserve"> API này sẽ trả về tổng số lượt click và danh sách lịch sử truy cập của một link cụ thể.</w:t>
+      </w:r>
+    </w:p>
+    <w:p>
+      <w:pPr>
+        <w:numPr>
+          <w:ilvl w:val="0"/>
+          <w:numId w:val="10"/>
+        </w:numPr>
+      </w:pPr>
+      <w:r>
+        <w:rPr>
+          <w:b/>
+          <w:bCs/>
+        </w:rPr>
+        <w:t>Lợi ích thực tế:</w:t>
+      </w:r>
+      <w:r>
+        <w:t xml:space="preserve"> Một hệ thống backend chuẩn chỉnh với dữ liệu thống kê rõ ràng sẽ là tiền đề tuyệt vời để sau này bạn dùng Kotlin hoặc Flutter gọi API về, từ đó vẽ các biểu đồ (chart) phân tích lượng truy cập ngay trên ứng dụng di động.</w:t>
+      </w:r>
+    </w:p>
+    <w:p>
+      <w:pPr>
+        <w:rPr>
+          <w:b/>
+          <w:bCs/>
+        </w:rPr>
+      </w:pPr>
+      <w:r>
+        <w:rPr>
+          <w:b/>
+          <w:bCs/>
+        </w:rPr>
+        <w:t>2. Tích hợp tính năng tạo QR Code</w:t>
+      </w:r>
+    </w:p>
+    <w:p>
+      <w:r>
+        <w:t>Thay vì chỉ trả về một đoạn text link rút gọn, chúng ta sẽ làm cho API trả về thêm một mã QR (dưới dạng chuỗi Base64).</w:t>
+      </w:r>
+    </w:p>
+    <w:p>
+      <w:pPr>
+        <w:numPr>
+          <w:ilvl w:val="0"/>
+          <w:numId w:val="11"/>
+        </w:numPr>
+      </w:pPr>
+      <w:r>
+        <w:rPr>
+          <w:b/>
+          <w:bCs/>
+        </w:rPr>
+        <w:t>Mục đích:</w:t>
+      </w:r>
+      <w:r>
+        <w:t xml:space="preserve"> Người dùng chỉ cần quét mã là truy cập được ngay, cực kỳ tiện lợi cho các ứng dụng mobile.</w:t>
+      </w:r>
+    </w:p>
+    <w:p>
+      <w:pPr>
+        <w:numPr>
+          <w:ilvl w:val="0"/>
+          <w:numId w:val="11"/>
+        </w:numPr>
+      </w:pPr>
+      <w:r>
+        <w:rPr>
+          <w:b/>
+          <w:bCs/>
+        </w:rPr>
+        <w:t>Lợi ích thực tế:</w:t>
+      </w:r>
+      <w:r>
+        <w:t xml:space="preserve"> Bước này sẽ giúp bạn làm quen với </w:t>
+      </w:r>
+      <w:r>
+        <w:rPr>
+          <w:b/>
+          <w:bCs/>
+        </w:rPr>
+        <w:t>Composer</w:t>
+      </w:r>
+      <w:r>
+        <w:t xml:space="preserve"> – công cụ quản lý thư viện của PHP (giống như Gradle bên Android). Chúng ta sẽ kéo một thư viện bên thứ ba vào dự án để tự động sinh mã QR.</w:t>
       </w:r>
     </w:p>
     <w:p/>
@@ -1397,6 +1527,155 @@
     </w:lvl>
   </w:abstractNum>
   <w:abstractNum w:abstractNumId="3" w15:restartNumberingAfterBreak="0">
+    <w:nsid w:val="244B0B3F"/>
+    <w:multiLevelType w:val="multilevel"/>
+    <w:tmpl w:val="5FB053D6"/>
+    <w:lvl w:ilvl="0">
+      <w:start w:val="1"/>
+      <w:numFmt w:val="bullet"/>
+      <w:lvlText w:val=""/>
+      <w:lvlJc w:val="left"/>
+      <w:pPr>
+        <w:tabs>
+          <w:tab w:val="num" w:pos="720"/>
+        </w:tabs>
+        <w:ind w:left="720" w:hanging="360"/>
+      </w:pPr>
+      <w:rPr>
+        <w:rFonts w:ascii="Symbol" w:hAnsi="Symbol" w:hint="default"/>
+        <w:sz w:val="20"/>
+      </w:rPr>
+    </w:lvl>
+    <w:lvl w:ilvl="1" w:tentative="1">
+      <w:start w:val="1"/>
+      <w:numFmt w:val="bullet"/>
+      <w:lvlText w:val="o"/>
+      <w:lvlJc w:val="left"/>
+      <w:pPr>
+        <w:tabs>
+          <w:tab w:val="num" w:pos="1440"/>
+        </w:tabs>
+        <w:ind w:left="1440" w:hanging="360"/>
+      </w:pPr>
+      <w:rPr>
+        <w:rFonts w:ascii="Courier New" w:hAnsi="Courier New" w:hint="default"/>
+        <w:sz w:val="20"/>
+      </w:rPr>
+    </w:lvl>
+    <w:lvl w:ilvl="2" w:tentative="1">
+      <w:start w:val="1"/>
+      <w:numFmt w:val="bullet"/>
+      <w:lvlText w:val=""/>
+      <w:lvlJc w:val="left"/>
+      <w:pPr>
+        <w:tabs>
+          <w:tab w:val="num" w:pos="2160"/>
+        </w:tabs>
+        <w:ind w:left="2160" w:hanging="360"/>
+      </w:pPr>
+      <w:rPr>
+        <w:rFonts w:ascii="Wingdings" w:hAnsi="Wingdings" w:hint="default"/>
+        <w:sz w:val="20"/>
+      </w:rPr>
+    </w:lvl>
+    <w:lvl w:ilvl="3" w:tentative="1">
+      <w:start w:val="1"/>
+      <w:numFmt w:val="bullet"/>
+      <w:lvlText w:val=""/>
+      <w:lvlJc w:val="left"/>
+      <w:pPr>
+        <w:tabs>
+          <w:tab w:val="num" w:pos="2880"/>
+        </w:tabs>
+        <w:ind w:left="2880" w:hanging="360"/>
+      </w:pPr>
+      <w:rPr>
+        <w:rFonts w:ascii="Wingdings" w:hAnsi="Wingdings" w:hint="default"/>
+        <w:sz w:val="20"/>
+      </w:rPr>
+    </w:lvl>
+    <w:lvl w:ilvl="4" w:tentative="1">
+      <w:start w:val="1"/>
+      <w:numFmt w:val="bullet"/>
+      <w:lvlText w:val=""/>
+      <w:lvlJc w:val="left"/>
+      <w:pPr>
+        <w:tabs>
+          <w:tab w:val="num" w:pos="3600"/>
+        </w:tabs>
+        <w:ind w:left="3600" w:hanging="360"/>
+      </w:pPr>
+      <w:rPr>
+        <w:rFonts w:ascii="Wingdings" w:hAnsi="Wingdings" w:hint="default"/>
+        <w:sz w:val="20"/>
+      </w:rPr>
+    </w:lvl>
+    <w:lvl w:ilvl="5" w:tentative="1">
+      <w:start w:val="1"/>
+      <w:numFmt w:val="bullet"/>
+      <w:lvlText w:val=""/>
+      <w:lvlJc w:val="left"/>
+      <w:pPr>
+        <w:tabs>
+          <w:tab w:val="num" w:pos="4320"/>
+        </w:tabs>
+        <w:ind w:left="4320" w:hanging="360"/>
+      </w:pPr>
+      <w:rPr>
+        <w:rFonts w:ascii="Wingdings" w:hAnsi="Wingdings" w:hint="default"/>
+        <w:sz w:val="20"/>
+      </w:rPr>
+    </w:lvl>
+    <w:lvl w:ilvl="6" w:tentative="1">
+      <w:start w:val="1"/>
+      <w:numFmt w:val="bullet"/>
+      <w:lvlText w:val=""/>
+      <w:lvlJc w:val="left"/>
+      <w:pPr>
+        <w:tabs>
+          <w:tab w:val="num" w:pos="5040"/>
+        </w:tabs>
+        <w:ind w:left="5040" w:hanging="360"/>
+      </w:pPr>
+      <w:rPr>
+        <w:rFonts w:ascii="Wingdings" w:hAnsi="Wingdings" w:hint="default"/>
+        <w:sz w:val="20"/>
+      </w:rPr>
+    </w:lvl>
+    <w:lvl w:ilvl="7" w:tentative="1">
+      <w:start w:val="1"/>
+      <w:numFmt w:val="bullet"/>
+      <w:lvlText w:val=""/>
+      <w:lvlJc w:val="left"/>
+      <w:pPr>
+        <w:tabs>
+          <w:tab w:val="num" w:pos="5760"/>
+        </w:tabs>
+        <w:ind w:left="5760" w:hanging="360"/>
+      </w:pPr>
+      <w:rPr>
+        <w:rFonts w:ascii="Wingdings" w:hAnsi="Wingdings" w:hint="default"/>
+        <w:sz w:val="20"/>
+      </w:rPr>
+    </w:lvl>
+    <w:lvl w:ilvl="8" w:tentative="1">
+      <w:start w:val="1"/>
+      <w:numFmt w:val="bullet"/>
+      <w:lvlText w:val=""/>
+      <w:lvlJc w:val="left"/>
+      <w:pPr>
+        <w:tabs>
+          <w:tab w:val="num" w:pos="6480"/>
+        </w:tabs>
+        <w:ind w:left="6480" w:hanging="360"/>
+      </w:pPr>
+      <w:rPr>
+        <w:rFonts w:ascii="Wingdings" w:hAnsi="Wingdings" w:hint="default"/>
+        <w:sz w:val="20"/>
+      </w:rPr>
+    </w:lvl>
+  </w:abstractNum>
+  <w:abstractNum w:abstractNumId="4" w15:restartNumberingAfterBreak="0">
     <w:nsid w:val="2978128D"/>
     <w:multiLevelType w:val="multilevel"/>
     <w:tmpl w:val="E45ACBEA"/>
@@ -1545,7 +1824,7 @@
       </w:rPr>
     </w:lvl>
   </w:abstractNum>
-  <w:abstractNum w:abstractNumId="4" w15:restartNumberingAfterBreak="0">
+  <w:abstractNum w:abstractNumId="5" w15:restartNumberingAfterBreak="0">
     <w:nsid w:val="36DD6B87"/>
     <w:multiLevelType w:val="multilevel"/>
     <w:tmpl w:val="B8343DB8"/>
@@ -1690,7 +1969,7 @@
       </w:rPr>
     </w:lvl>
   </w:abstractNum>
-  <w:abstractNum w:abstractNumId="5" w15:restartNumberingAfterBreak="0">
+  <w:abstractNum w:abstractNumId="6" w15:restartNumberingAfterBreak="0">
     <w:nsid w:val="3B1F4B2F"/>
     <w:multiLevelType w:val="multilevel"/>
     <w:tmpl w:val="1ADE3574"/>
@@ -1839,7 +2118,7 @@
       </w:rPr>
     </w:lvl>
   </w:abstractNum>
-  <w:abstractNum w:abstractNumId="6" w15:restartNumberingAfterBreak="0">
+  <w:abstractNum w:abstractNumId="7" w15:restartNumberingAfterBreak="0">
     <w:nsid w:val="46101DAF"/>
     <w:multiLevelType w:val="multilevel"/>
     <w:tmpl w:val="D3EA7684"/>
@@ -1988,7 +2267,7 @@
       </w:rPr>
     </w:lvl>
   </w:abstractNum>
-  <w:abstractNum w:abstractNumId="7" w15:restartNumberingAfterBreak="0">
+  <w:abstractNum w:abstractNumId="8" w15:restartNumberingAfterBreak="0">
     <w:nsid w:val="4F4A0FCF"/>
     <w:multiLevelType w:val="multilevel"/>
     <w:tmpl w:val="3D068512"/>
@@ -2137,7 +2416,7 @@
       </w:rPr>
     </w:lvl>
   </w:abstractNum>
-  <w:abstractNum w:abstractNumId="8" w15:restartNumberingAfterBreak="0">
+  <w:abstractNum w:abstractNumId="9" w15:restartNumberingAfterBreak="0">
     <w:nsid w:val="5B407498"/>
     <w:multiLevelType w:val="multilevel"/>
     <w:tmpl w:val="9DBA6F64"/>
@@ -2248,34 +2527,189 @@
         </w:tabs>
         <w:ind w:left="6480" w:hanging="360"/>
       </w:pPr>
+    </w:lvl>
+  </w:abstractNum>
+  <w:abstractNum w:abstractNumId="10" w15:restartNumberingAfterBreak="0">
+    <w:nsid w:val="5C5F6F83"/>
+    <w:multiLevelType w:val="multilevel"/>
+    <w:tmpl w:val="923C88F8"/>
+    <w:lvl w:ilvl="0">
+      <w:start w:val="1"/>
+      <w:numFmt w:val="bullet"/>
+      <w:lvlText w:val=""/>
+      <w:lvlJc w:val="left"/>
+      <w:pPr>
+        <w:tabs>
+          <w:tab w:val="num" w:pos="720"/>
+        </w:tabs>
+        <w:ind w:left="720" w:hanging="360"/>
+      </w:pPr>
+      <w:rPr>
+        <w:rFonts w:ascii="Symbol" w:hAnsi="Symbol" w:hint="default"/>
+        <w:sz w:val="20"/>
+      </w:rPr>
+    </w:lvl>
+    <w:lvl w:ilvl="1" w:tentative="1">
+      <w:start w:val="1"/>
+      <w:numFmt w:val="bullet"/>
+      <w:lvlText w:val="o"/>
+      <w:lvlJc w:val="left"/>
+      <w:pPr>
+        <w:tabs>
+          <w:tab w:val="num" w:pos="1440"/>
+        </w:tabs>
+        <w:ind w:left="1440" w:hanging="360"/>
+      </w:pPr>
+      <w:rPr>
+        <w:rFonts w:ascii="Courier New" w:hAnsi="Courier New" w:hint="default"/>
+        <w:sz w:val="20"/>
+      </w:rPr>
+    </w:lvl>
+    <w:lvl w:ilvl="2" w:tentative="1">
+      <w:start w:val="1"/>
+      <w:numFmt w:val="bullet"/>
+      <w:lvlText w:val=""/>
+      <w:lvlJc w:val="left"/>
+      <w:pPr>
+        <w:tabs>
+          <w:tab w:val="num" w:pos="2160"/>
+        </w:tabs>
+        <w:ind w:left="2160" w:hanging="360"/>
+      </w:pPr>
+      <w:rPr>
+        <w:rFonts w:ascii="Wingdings" w:hAnsi="Wingdings" w:hint="default"/>
+        <w:sz w:val="20"/>
+      </w:rPr>
+    </w:lvl>
+    <w:lvl w:ilvl="3" w:tentative="1">
+      <w:start w:val="1"/>
+      <w:numFmt w:val="bullet"/>
+      <w:lvlText w:val=""/>
+      <w:lvlJc w:val="left"/>
+      <w:pPr>
+        <w:tabs>
+          <w:tab w:val="num" w:pos="2880"/>
+        </w:tabs>
+        <w:ind w:left="2880" w:hanging="360"/>
+      </w:pPr>
+      <w:rPr>
+        <w:rFonts w:ascii="Wingdings" w:hAnsi="Wingdings" w:hint="default"/>
+        <w:sz w:val="20"/>
+      </w:rPr>
+    </w:lvl>
+    <w:lvl w:ilvl="4" w:tentative="1">
+      <w:start w:val="1"/>
+      <w:numFmt w:val="bullet"/>
+      <w:lvlText w:val=""/>
+      <w:lvlJc w:val="left"/>
+      <w:pPr>
+        <w:tabs>
+          <w:tab w:val="num" w:pos="3600"/>
+        </w:tabs>
+        <w:ind w:left="3600" w:hanging="360"/>
+      </w:pPr>
+      <w:rPr>
+        <w:rFonts w:ascii="Wingdings" w:hAnsi="Wingdings" w:hint="default"/>
+        <w:sz w:val="20"/>
+      </w:rPr>
+    </w:lvl>
+    <w:lvl w:ilvl="5" w:tentative="1">
+      <w:start w:val="1"/>
+      <w:numFmt w:val="bullet"/>
+      <w:lvlText w:val=""/>
+      <w:lvlJc w:val="left"/>
+      <w:pPr>
+        <w:tabs>
+          <w:tab w:val="num" w:pos="4320"/>
+        </w:tabs>
+        <w:ind w:left="4320" w:hanging="360"/>
+      </w:pPr>
+      <w:rPr>
+        <w:rFonts w:ascii="Wingdings" w:hAnsi="Wingdings" w:hint="default"/>
+        <w:sz w:val="20"/>
+      </w:rPr>
+    </w:lvl>
+    <w:lvl w:ilvl="6" w:tentative="1">
+      <w:start w:val="1"/>
+      <w:numFmt w:val="bullet"/>
+      <w:lvlText w:val=""/>
+      <w:lvlJc w:val="left"/>
+      <w:pPr>
+        <w:tabs>
+          <w:tab w:val="num" w:pos="5040"/>
+        </w:tabs>
+        <w:ind w:left="5040" w:hanging="360"/>
+      </w:pPr>
+      <w:rPr>
+        <w:rFonts w:ascii="Wingdings" w:hAnsi="Wingdings" w:hint="default"/>
+        <w:sz w:val="20"/>
+      </w:rPr>
+    </w:lvl>
+    <w:lvl w:ilvl="7" w:tentative="1">
+      <w:start w:val="1"/>
+      <w:numFmt w:val="bullet"/>
+      <w:lvlText w:val=""/>
+      <w:lvlJc w:val="left"/>
+      <w:pPr>
+        <w:tabs>
+          <w:tab w:val="num" w:pos="5760"/>
+        </w:tabs>
+        <w:ind w:left="5760" w:hanging="360"/>
+      </w:pPr>
+      <w:rPr>
+        <w:rFonts w:ascii="Wingdings" w:hAnsi="Wingdings" w:hint="default"/>
+        <w:sz w:val="20"/>
+      </w:rPr>
+    </w:lvl>
+    <w:lvl w:ilvl="8" w:tentative="1">
+      <w:start w:val="1"/>
+      <w:numFmt w:val="bullet"/>
+      <w:lvlText w:val=""/>
+      <w:lvlJc w:val="left"/>
+      <w:pPr>
+        <w:tabs>
+          <w:tab w:val="num" w:pos="6480"/>
+        </w:tabs>
+        <w:ind w:left="6480" w:hanging="360"/>
+      </w:pPr>
+      <w:rPr>
+        <w:rFonts w:ascii="Wingdings" w:hAnsi="Wingdings" w:hint="default"/>
+        <w:sz w:val="20"/>
+      </w:rPr>
     </w:lvl>
   </w:abstractNum>
   <w:num w:numId="1" w16cid:durableId="1961371284">
     <w:abstractNumId w:val="1"/>
   </w:num>
   <w:num w:numId="2" w16cid:durableId="113595967">
-    <w:abstractNumId w:val="5"/>
+    <w:abstractNumId w:val="6"/>
   </w:num>
   <w:num w:numId="3" w16cid:durableId="1041174013">
     <w:abstractNumId w:val="0"/>
   </w:num>
   <w:num w:numId="4" w16cid:durableId="1132406063">
+    <w:abstractNumId w:val="8"/>
+  </w:num>
+  <w:num w:numId="5" w16cid:durableId="150296500">
     <w:abstractNumId w:val="7"/>
   </w:num>
-  <w:num w:numId="5" w16cid:durableId="150296500">
-    <w:abstractNumId w:val="6"/>
-  </w:num>
   <w:num w:numId="6" w16cid:durableId="1939822960">
-    <w:abstractNumId w:val="8"/>
+    <w:abstractNumId w:val="9"/>
   </w:num>
   <w:num w:numId="7" w16cid:durableId="1159152949">
-    <w:abstractNumId w:val="3"/>
+    <w:abstractNumId w:val="4"/>
   </w:num>
   <w:num w:numId="8" w16cid:durableId="402068748">
-    <w:abstractNumId w:val="4"/>
+    <w:abstractNumId w:val="5"/>
   </w:num>
   <w:num w:numId="9" w16cid:durableId="421952257">
     <w:abstractNumId w:val="2"/>
+  </w:num>
+  <w:num w:numId="10" w16cid:durableId="1628898509">
+    <w:abstractNumId w:val="3"/>
+  </w:num>
+  <w:num w:numId="11" w16cid:durableId="97724344">
+    <w:abstractNumId w:val="10"/>
   </w:num>
 </w:numbering>
 </file>
